--- a/letters/06_Copyright_Registration_Engagement_Agreement.docx
+++ b/letters/06_Copyright_Registration_Engagement_Agreement.docx
@@ -282,6 +282,19 @@
           <w:sz w:val="21"/>
           <w:szCs w:val="21"/>
         </w:rPr>
+        <w:t xml:space="preserve">Type of Work(s) (Manuscript, Artwork, Etc.): {{answers.work_type}}</w:t>
+      </w:r>
+    </w:p>
+    <w:p>
+      <w:pPr>
+        <w:spacing w:after="140" w:line="276"/>
+      </w:pPr>
+      <w:r>
+        <w:rPr>
+          <w:rFonts w:ascii="Calibri" w:cs="Calibri" w:eastAsia="Calibri" w:hAnsi="Calibri"/>
+          <w:sz w:val="21"/>
+          <w:szCs w:val="21"/>
+        </w:rPr>
         <w:t xml:space="preserve">Number of Works elected: {{answers.works_elected}}</w:t>
       </w:r>
     </w:p>
@@ -379,7 +392,7 @@
           <w:sz w:val="21"/>
           <w:szCs w:val="21"/>
         </w:rPr>
-        <w:t xml:space="preserve">A deposit of fifty percent (50%) of the total elected attorney fee is due at signing of this Agreement and is credited against the first service milestone. The remaining balance is due prior to filing. Copyright Office filing fees are due in full prior to submission and are non-refundable once submitted.</w:t>
+        <w:t xml:space="preserve">The total attorney fee is due at signing of this Agreement. Copyright Office filing fees are due in full prior to submission and are non-refundable once submitted.</w:t>
       </w:r>
     </w:p>
     <w:p>
@@ -553,7 +566,7 @@
           <w:sz w:val="21"/>
           <w:szCs w:val="21"/>
         </w:rPr>
-        <w:t xml:space="preserve">Designating a single point of contact authorized to communicate with Attorney.</w:t>
+        <w:t xml:space="preserve">Disclosing whether Artificial Intelligence (AI) was used in the creation of the work.</w:t>
       </w:r>
     </w:p>
     <w:p>
@@ -571,7 +584,77 @@
           <w:sz w:val="21"/>
           <w:szCs w:val="21"/>
         </w:rPr>
+        <w:t xml:space="preserve">Designating a single point of contact authorized to communicate with Attorney.</w:t>
+      </w:r>
+    </w:p>
+    <w:p>
+      <w:pPr>
+        <w:pStyle w:val="ListParagraph"/>
+        <w:numPr>
+          <w:ilvl w:val="0"/>
+          <w:numId w:val="1"/>
+        </w:numPr>
+        <w:spacing w:after="140" w:line="276"/>
+      </w:pPr>
+      <w:r>
+        <w:rPr>
+          <w:rFonts w:ascii="Calibri" w:cs="Calibri" w:eastAsia="Calibri" w:hAnsi="Calibri"/>
+          <w:sz w:val="21"/>
+          <w:szCs w:val="21"/>
+        </w:rPr>
         <w:t xml:space="preserve">Responding timely to any Copyright Office correspondence forwarded by Attorney.</w:t>
+      </w:r>
+    </w:p>
+    <w:p>
+      <w:pPr>
+        <w:spacing w:after="140" w:line="276"/>
+      </w:pPr>
+      <w:r>
+        <w:rPr>
+          <w:rFonts w:ascii="Calibri" w:cs="Calibri" w:eastAsia="Calibri" w:hAnsi="Calibri"/>
+          <w:sz w:val="21"/>
+          <w:szCs w:val="21"/>
+        </w:rPr>
+        <w:t xml:space="preserve">A Note Regarding Human Authorship and Artificial Intelligence</w:t>
+      </w:r>
+    </w:p>
+    <w:p>
+      <w:pPr>
+        <w:spacing w:after="140" w:line="276"/>
+      </w:pPr>
+      <w:r>
+        <w:rPr>
+          <w:rFonts w:ascii="Calibri" w:cs="Calibri" w:eastAsia="Calibri" w:hAnsi="Calibri"/>
+          <w:sz w:val="21"/>
+          <w:szCs w:val="21"/>
+        </w:rPr>
+        <w:t xml:space="preserve">The United States Copyright Office will register only works created by human beings. Material generated by artificial intelligence without sufficient creative input from a human author is not protected by copyright, and the Copyright Office will not register it. The Office has also said that entering prompts into an AI tool, standing alone, generally does not make you the author of what the tool produces. Copyright can protect the parts of a work that reflect your own creative expression, such as text you wrote yourself, original selection and arrangement of material, or meaningful changes you made to AI-generated content. Those protections extend only to your human contribution and not to the AI-generated portions.</w:t>
+      </w:r>
+    </w:p>
+    <w:p>
+      <w:pPr>
+        <w:spacing w:after="140" w:line="276"/>
+      </w:pPr>
+      <w:r>
+        <w:rPr>
+          <w:rFonts w:ascii="Calibri" w:cs="Calibri" w:eastAsia="Calibri" w:hAnsi="Calibri"/>
+          <w:sz w:val="21"/>
+          <w:szCs w:val="21"/>
+        </w:rPr>
+        <w:t xml:space="preserve">When we prepare a copyright application, we are required to disclose any more than minimal AI-generated content and to exclude it from the claim. An application that fails to disclose AI use can be refused, and a registration obtained without that disclosure can later be challenged or cancelled. For that reason, you agree to tell us, before we file, whether you used any generative AI tool in creating the work, which tool you used, and which portions of the work it produced or influenced. You also agree to keep your drafts, prompts, and editing history, since we may need them to describe your contribution accurately.</w:t>
+      </w:r>
+    </w:p>
+    <w:p>
+      <w:pPr>
+        <w:spacing w:after="140" w:line="276"/>
+      </w:pPr>
+      <w:r>
+        <w:rPr>
+          <w:rFonts w:ascii="Calibri" w:cs="Calibri" w:eastAsia="Calibri" w:hAnsi="Calibri"/>
+          <w:sz w:val="21"/>
+          <w:szCs w:val="21"/>
+        </w:rPr>
+        <w:t xml:space="preserve">Because of these rules, we cannot guarantee that any work, or any portion of a work, will qualify for registration, and we will not be responsible for a refusal, limitation, or loss of protection that results from AI use you did not disclose to us or from information you provided that was incomplete or inaccurate. You should also review the terms of any AI tool you use, because those terms may affect your ownership of the output or limit how you can use it commercially.</w:t>
       </w:r>
     </w:p>
     <w:p>
